--- a/assets/templates/template_filkom_ub_v3.0.docx
+++ b/assets/templates/template_filkom_ub_v3.0.docx
@@ -17342,7 +17342,7 @@
   <w:docDefaults>
     <w:rPrDefault>
       <w:rPr>
-        <w:rFonts w:ascii="Calibri" w:eastAsia="Calibri" w:hAnsi="Calibri" w:cs="Arial"/>
+        <w:rFonts w:ascii="Times New Roman" w:eastAsia="Times New Roman" w:hAnsi="Times New Roman" w:cs="Times New Roman"/>
         <w:lang w:val="en-US" w:eastAsia="en-US" w:bidi="ar-SA"/>
       </w:rPr>
     </w:rPrDefault>
@@ -17499,6 +17499,7 @@
       <w:jc w:val="both"/>
     </w:pPr>
     <w:rPr>
+      <w:rFonts w:ascii="Times New Roman" w:hAnsi="Times New Roman"/>
       <w:sz w:val="24"/>
       <w:szCs w:val="22"/>
       <w:lang w:val="id-ID"/>
@@ -17523,7 +17524,7 @@
       <w:outlineLvl w:val="0"/>
     </w:pPr>
     <w:rPr>
-      <w:rFonts w:eastAsia="Times New Roman" w:cs="Times New Roman"/>
+      <w:rFonts w:eastAsia="Times New Roman" w:cs="Times New Roman" w:ascii="Times New Roman" w:hAnsi="Times New Roman"/>
       <w:b/>
       <w:bCs/>
       <w:caps/>
@@ -17552,7 +17553,7 @@
       <w:outlineLvl w:val="1"/>
     </w:pPr>
     <w:rPr>
-      <w:rFonts w:eastAsia="Times New Roman" w:cs="Times New Roman"/>
+      <w:rFonts w:eastAsia="Times New Roman" w:cs="Times New Roman" w:ascii="Times New Roman" w:hAnsi="Times New Roman"/>
       <w:b/>
       <w:bCs/>
       <w:sz w:val="28"/>
@@ -17581,7 +17582,7 @@
       <w:outlineLvl w:val="2"/>
     </w:pPr>
     <w:rPr>
-      <w:rFonts w:eastAsia="Times New Roman" w:cs="Times New Roman"/>
+      <w:rFonts w:eastAsia="Times New Roman" w:cs="Times New Roman" w:ascii="Times New Roman" w:hAnsi="Times New Roman"/>
       <w:b/>
       <w:bCs/>
       <w:sz w:val="26"/>
@@ -17609,7 +17610,7 @@
       <w:outlineLvl w:val="3"/>
     </w:pPr>
     <w:rPr>
-      <w:rFonts w:eastAsia="Times New Roman" w:cs="Times New Roman"/>
+      <w:rFonts w:eastAsia="Times New Roman" w:cs="Times New Roman" w:ascii="Times New Roman" w:hAnsi="Times New Roman"/>
       <w:b/>
       <w:bCs/>
       <w:i/>
@@ -17630,7 +17631,7 @@
       <w:outlineLvl w:val="4"/>
     </w:pPr>
     <w:rPr>
-      <w:rFonts w:eastAsia="Times New Roman"/>
+      <w:rFonts w:eastAsia="Times New Roman" w:ascii="Times New Roman" w:hAnsi="Times New Roman"/>
       <w:b/>
       <w:bCs/>
       <w:i/>
@@ -17654,7 +17655,7 @@
       <w:outlineLvl w:val="7"/>
     </w:pPr>
     <w:rPr>
-      <w:rFonts w:eastAsia="Times New Roman"/>
+      <w:rFonts w:eastAsia="Times New Roman" w:ascii="Times New Roman" w:hAnsi="Times New Roman"/>
       <w:i/>
       <w:iCs/>
       <w:szCs w:val="24"/>
@@ -17665,6 +17666,9 @@
     <w:uiPriority w:val="1"/>
     <w:semiHidden/>
     <w:unhideWhenUsed/>
+    <w:rPr>
+      <w:rFonts w:ascii="Times New Roman" w:hAnsi="Times New Roman"/>
+    </w:rPr>
   </w:style>
   <w:style w:type="table" w:default="1" w:styleId="TableNormal">
     <w:name w:val="Normal Table"/>
@@ -17693,7 +17697,7 @@
     <w:uiPriority w:val="9"/>
     <w:rsid w:val="00115296"/>
     <w:rPr>
-      <w:rFonts w:eastAsia="Times New Roman" w:cs="Times New Roman"/>
+      <w:rFonts w:eastAsia="Times New Roman" w:cs="Times New Roman" w:ascii="Times New Roman" w:hAnsi="Times New Roman"/>
       <w:b/>
       <w:bCs/>
       <w:caps/>
@@ -17708,7 +17712,7 @@
     <w:uiPriority w:val="9"/>
     <w:rsid w:val="00DB0C6B"/>
     <w:rPr>
-      <w:rFonts w:eastAsia="Times New Roman" w:cs="Times New Roman"/>
+      <w:rFonts w:eastAsia="Times New Roman" w:cs="Times New Roman" w:ascii="Times New Roman" w:hAnsi="Times New Roman"/>
       <w:b/>
       <w:bCs/>
       <w:sz w:val="28"/>
@@ -17722,7 +17726,7 @@
     <w:uiPriority w:val="9"/>
     <w:rsid w:val="00776386"/>
     <w:rPr>
-      <w:rFonts w:eastAsia="Times New Roman" w:cs="Times New Roman"/>
+      <w:rFonts w:eastAsia="Times New Roman" w:cs="Times New Roman" w:ascii="Times New Roman" w:hAnsi="Times New Roman"/>
       <w:b/>
       <w:bCs/>
       <w:sz w:val="26"/>
@@ -17736,7 +17740,7 @@
     <w:uiPriority w:val="9"/>
     <w:rsid w:val="00DB0C6B"/>
     <w:rPr>
-      <w:rFonts w:eastAsia="Times New Roman" w:cs="Times New Roman"/>
+      <w:rFonts w:eastAsia="Times New Roman" w:cs="Times New Roman" w:ascii="Times New Roman" w:hAnsi="Times New Roman"/>
       <w:b/>
       <w:bCs/>
       <w:i/>
@@ -17758,7 +17762,7 @@
       <w:spacing w:after="0"/>
     </w:pPr>
     <w:rPr>
-      <w:rFonts w:ascii="Tahoma" w:hAnsi="Tahoma" w:cs="Tahoma"/>
+      <w:rFonts w:ascii="Times New Roman" w:hAnsi="Times New Roman" w:cs="Times New Roman"/>
       <w:sz w:val="16"/>
       <w:szCs w:val="16"/>
     </w:rPr>
@@ -17770,7 +17774,7 @@
     <w:semiHidden/>
     <w:rsid w:val="00C533E2"/>
     <w:rPr>
-      <w:rFonts w:ascii="Tahoma" w:hAnsi="Tahoma" w:cs="Tahoma"/>
+      <w:rFonts w:ascii="Times New Roman" w:hAnsi="Times New Roman" w:cs="Times New Roman"/>
       <w:sz w:val="16"/>
       <w:szCs w:val="16"/>
     </w:rPr>
@@ -17781,12 +17785,16 @@
     <w:link w:val="BodyTextChar"/>
     <w:unhideWhenUsed/>
     <w:rsid w:val="006313A4"/>
+    <w:rPr>
+      <w:rFonts w:ascii="Times New Roman" w:hAnsi="Times New Roman"/>
+    </w:rPr>
   </w:style>
   <w:style w:type="character" w:customStyle="1" w:styleId="BodyTextChar">
     <w:name w:val="Body Text Char"/>
     <w:link w:val="BodyText"/>
     <w:rsid w:val="006313A4"/>
     <w:rPr>
+      <w:rFonts w:ascii="Times New Roman" w:hAnsi="Times New Roman"/>
       <w:sz w:val="24"/>
       <w:szCs w:val="22"/>
       <w:lang w:eastAsia="en-US"/>
@@ -17799,6 +17807,9 @@
     <w:uiPriority w:val="99"/>
     <w:unhideWhenUsed/>
     <w:rsid w:val="00B86B43"/>
+    <w:rPr>
+      <w:rFonts w:ascii="Times New Roman" w:hAnsi="Times New Roman"/>
+    </w:rPr>
   </w:style>
   <w:style w:type="character" w:customStyle="1" w:styleId="BodyText2Char">
     <w:name w:val="Body Text 2 Char"/>
@@ -17806,6 +17817,7 @@
     <w:uiPriority w:val="99"/>
     <w:rsid w:val="00B86B43"/>
     <w:rPr>
+      <w:rFonts w:ascii="Times New Roman" w:hAnsi="Times New Roman"/>
       <w:sz w:val="24"/>
       <w:szCs w:val="22"/>
       <w:lang w:val="id-ID"/>
@@ -17818,7 +17830,7 @@
     <w:semiHidden/>
     <w:rsid w:val="00DE3111"/>
     <w:rPr>
-      <w:rFonts w:ascii="Calibri" w:eastAsia="Times New Roman" w:hAnsi="Calibri" w:cs="Arial"/>
+      <w:rFonts w:ascii="Times New Roman" w:eastAsia="Times New Roman" w:hAnsi="Times New Roman" w:cs="Times New Roman"/>
       <w:i/>
       <w:iCs/>
       <w:sz w:val="24"/>
@@ -17838,6 +17850,7 @@
       </w:numPr>
     </w:pPr>
     <w:rPr>
+      <w:rFonts w:ascii="Times New Roman" w:hAnsi="Times New Roman"/>
       <w:lang w:val="en-US"/>
     </w:rPr>
   </w:style>
@@ -17882,6 +17895,9 @@
         <w:numId w:val="3"/>
       </w:numPr>
     </w:pPr>
+    <w:rPr>
+      <w:rFonts w:ascii="Times New Roman" w:hAnsi="Times New Roman"/>
+    </w:rPr>
   </w:style>
   <w:style w:type="paragraph" w:styleId="Caption">
     <w:name w:val="caption"/>
@@ -17897,6 +17913,7 @@
       <w:jc w:val="center"/>
     </w:pPr>
     <w:rPr>
+      <w:rFonts w:ascii="Times New Roman" w:hAnsi="Times New Roman"/>
       <w:b/>
       <w:bCs/>
       <w:szCs w:val="20"/>
@@ -17917,6 +17934,7 @@
       <w:ind w:right="851"/>
     </w:pPr>
     <w:rPr>
+      <w:rFonts w:ascii="Times New Roman" w:hAnsi="Times New Roman"/>
       <w:noProof/>
     </w:rPr>
   </w:style>
@@ -17932,6 +17950,7 @@
       </w:numPr>
     </w:pPr>
     <w:rPr>
+      <w:rFonts w:ascii="Times New Roman" w:hAnsi="Times New Roman"/>
       <w:noProof/>
     </w:rPr>
   </w:style>
@@ -17947,6 +17966,7 @@
       </w:numPr>
     </w:pPr>
     <w:rPr>
+      <w:rFonts w:ascii="Times New Roman" w:hAnsi="Times New Roman"/>
       <w:noProof/>
     </w:rPr>
   </w:style>
@@ -17962,6 +17982,7 @@
       </w:numPr>
     </w:pPr>
     <w:rPr>
+      <w:rFonts w:ascii="Times New Roman" w:hAnsi="Times New Roman"/>
       <w:noProof/>
     </w:rPr>
   </w:style>
@@ -17979,6 +18000,9 @@
       </w:tabs>
       <w:ind w:left="680" w:right="851"/>
     </w:pPr>
+    <w:rPr>
+      <w:rFonts w:ascii="Times New Roman" w:hAnsi="Times New Roman"/>
+    </w:rPr>
   </w:style>
   <w:style w:type="paragraph" w:styleId="TOC3">
     <w:name w:val="toc 3"/>
@@ -17994,6 +18018,9 @@
       </w:tabs>
       <w:ind w:left="1021" w:right="851"/>
     </w:pPr>
+    <w:rPr>
+      <w:rFonts w:ascii="Times New Roman" w:hAnsi="Times New Roman"/>
+    </w:rPr>
   </w:style>
   <w:style w:type="character" w:styleId="Hyperlink">
     <w:name w:val="Hyperlink"/>
@@ -18001,6 +18028,7 @@
     <w:unhideWhenUsed/>
     <w:rsid w:val="00AE1E30"/>
     <w:rPr>
+      <w:rFonts w:ascii="Times New Roman" w:hAnsi="Times New Roman"/>
       <w:color w:val="0000FF"/>
       <w:u w:val="single"/>
     </w:rPr>
@@ -18019,7 +18047,7 @@
       <w:outlineLvl w:val="0"/>
     </w:pPr>
     <w:rPr>
-      <w:rFonts w:eastAsia="Times New Roman" w:cs="Times New Roman"/>
+      <w:rFonts w:eastAsia="Times New Roman" w:cs="Times New Roman" w:ascii="Times New Roman" w:hAnsi="Times New Roman"/>
       <w:b/>
       <w:bCs/>
       <w:kern w:val="28"/>
@@ -18033,7 +18061,7 @@
     <w:uiPriority w:val="10"/>
     <w:rsid w:val="003B05AC"/>
     <w:rPr>
-      <w:rFonts w:eastAsia="Times New Roman" w:cs="Times New Roman"/>
+      <w:rFonts w:eastAsia="Times New Roman" w:cs="Times New Roman" w:ascii="Times New Roman" w:hAnsi="Times New Roman"/>
       <w:b/>
       <w:bCs/>
       <w:kern w:val="28"/>
@@ -18052,6 +18080,9 @@
       <w:ind w:left="340" w:hanging="340"/>
       <w:contextualSpacing/>
     </w:pPr>
+    <w:rPr>
+      <w:rFonts w:ascii="Times New Roman" w:hAnsi="Times New Roman"/>
+    </w:rPr>
   </w:style>
   <w:style w:type="paragraph" w:styleId="List2">
     <w:name w:val="List 2"/>
@@ -18063,6 +18094,9 @@
       <w:ind w:left="680" w:hanging="340"/>
       <w:contextualSpacing/>
     </w:pPr>
+    <w:rPr>
+      <w:rFonts w:ascii="Times New Roman" w:hAnsi="Times New Roman"/>
+    </w:rPr>
   </w:style>
   <w:style w:type="paragraph" w:styleId="ListBullet">
     <w:name w:val="List Bullet"/>
@@ -18077,6 +18111,7 @@
       <w:contextualSpacing/>
     </w:pPr>
     <w:rPr>
+      <w:rFonts w:ascii="Times New Roman" w:hAnsi="Times New Roman"/>
       <w:lang w:val="en-US"/>
     </w:rPr>
   </w:style>
@@ -18093,6 +18128,7 @@
       <w:contextualSpacing/>
     </w:pPr>
     <w:rPr>
+      <w:rFonts w:ascii="Times New Roman" w:hAnsi="Times New Roman"/>
       <w:lang w:val="en-US"/>
     </w:rPr>
   </w:style>
@@ -18108,6 +18144,9 @@
       </w:numPr>
       <w:contextualSpacing/>
     </w:pPr>
+    <w:rPr>
+      <w:rFonts w:ascii="Times New Roman" w:hAnsi="Times New Roman"/>
+    </w:rPr>
   </w:style>
   <w:style w:type="paragraph" w:styleId="ListContinue3">
     <w:name w:val="List Continue 3"/>
@@ -18119,6 +18158,9 @@
       <w:ind w:left="849"/>
       <w:contextualSpacing/>
     </w:pPr>
+    <w:rPr>
+      <w:rFonts w:ascii="Times New Roman" w:hAnsi="Times New Roman"/>
+    </w:rPr>
   </w:style>
   <w:style w:type="paragraph" w:styleId="ListContinue4">
     <w:name w:val="List Continue 4"/>
@@ -18130,6 +18172,9 @@
       <w:ind w:left="1132"/>
       <w:contextualSpacing/>
     </w:pPr>
+    <w:rPr>
+      <w:rFonts w:ascii="Times New Roman" w:hAnsi="Times New Roman"/>
+    </w:rPr>
   </w:style>
   <w:style w:type="paragraph" w:styleId="ListContinue">
     <w:name w:val="List Continue"/>
@@ -18141,6 +18186,9 @@
       <w:ind w:left="340"/>
       <w:contextualSpacing/>
     </w:pPr>
+    <w:rPr>
+      <w:rFonts w:ascii="Times New Roman" w:hAnsi="Times New Roman"/>
+    </w:rPr>
   </w:style>
   <w:style w:type="paragraph" w:styleId="ListNumber">
     <w:name w:val="List Number"/>
@@ -18155,6 +18203,7 @@
       <w:contextualSpacing/>
     </w:pPr>
     <w:rPr>
+      <w:rFonts w:ascii="Times New Roman" w:hAnsi="Times New Roman"/>
       <w:lang w:val="en-US"/>
     </w:rPr>
   </w:style>
@@ -18165,6 +18214,9 @@
     <w:semiHidden/>
     <w:unhideWhenUsed/>
     <w:rsid w:val="00E01896"/>
+    <w:rPr>
+      <w:rFonts w:ascii="Times New Roman" w:hAnsi="Times New Roman"/>
+    </w:rPr>
   </w:style>
   <w:style w:type="paragraph" w:styleId="BodyTextFirstIndent">
     <w:name w:val="Body Text First Indent"/>
@@ -18176,12 +18228,16 @@
     <w:pPr>
       <w:ind w:firstLine="340"/>
     </w:pPr>
+    <w:rPr>
+      <w:rFonts w:ascii="Times New Roman" w:hAnsi="Times New Roman"/>
+    </w:rPr>
   </w:style>
   <w:style w:type="character" w:customStyle="1" w:styleId="BodyTextFirstIndentChar">
     <w:name w:val="Body Text First Indent Char"/>
     <w:link w:val="BodyTextFirstIndent"/>
     <w:rsid w:val="00AB67CC"/>
     <w:rPr>
+      <w:rFonts w:ascii="Times New Roman" w:hAnsi="Times New Roman"/>
       <w:sz w:val="24"/>
       <w:szCs w:val="22"/>
       <w:lang w:val="id-ID"/>
@@ -18203,6 +18259,7 @@
       <w:spacing w:after="0"/>
     </w:pPr>
     <w:rPr>
+      <w:rFonts w:ascii="Times New Roman" w:hAnsi="Times New Roman"/>
       <w:sz w:val="20"/>
       <w:szCs w:val="20"/>
     </w:rPr>
@@ -18214,6 +18271,7 @@
     <w:semiHidden/>
     <w:rsid w:val="00DB0C6B"/>
     <w:rPr>
+      <w:rFonts w:ascii="Times New Roman" w:hAnsi="Times New Roman"/>
       <w:lang w:eastAsia="en-US"/>
     </w:rPr>
   </w:style>
@@ -18232,6 +18290,7 @@
       <w:spacing w:after="0"/>
     </w:pPr>
     <w:rPr>
+      <w:rFonts w:ascii="Times New Roman" w:hAnsi="Times New Roman"/>
       <w:sz w:val="20"/>
       <w:szCs w:val="20"/>
     </w:rPr>
@@ -18242,6 +18301,7 @@
     <w:uiPriority w:val="99"/>
     <w:rsid w:val="00DB0C6B"/>
     <w:rPr>
+      <w:rFonts w:ascii="Times New Roman" w:hAnsi="Times New Roman"/>
       <w:lang w:eastAsia="en-US"/>
     </w:rPr>
   </w:style>
@@ -18260,6 +18320,7 @@
       <w:outlineLvl w:val="0"/>
     </w:pPr>
     <w:rPr>
+      <w:rFonts w:ascii="Times New Roman" w:hAnsi="Times New Roman"/>
       <w:b/>
       <w:caps/>
       <w:sz w:val="32"/>
@@ -18276,6 +18337,9 @@
         <w:numId w:val="8"/>
       </w:numPr>
     </w:pPr>
+    <w:rPr>
+      <w:rFonts w:ascii="Times New Roman" w:hAnsi="Times New Roman"/>
+    </w:rPr>
   </w:style>
   <w:style w:type="paragraph" w:customStyle="1" w:styleId="ListAlphabet2">
     <w:name w:val="List Alphabet 2"/>
@@ -18287,6 +18351,9 @@
         <w:numId w:val="9"/>
       </w:numPr>
     </w:pPr>
+    <w:rPr>
+      <w:rFonts w:ascii="Times New Roman" w:hAnsi="Times New Roman"/>
+    </w:rPr>
   </w:style>
   <w:style w:type="paragraph" w:customStyle="1" w:styleId="ListAlphabet3">
     <w:name w:val="List Alphabet 3"/>
@@ -18298,6 +18365,9 @@
         <w:numId w:val="10"/>
       </w:numPr>
     </w:pPr>
+    <w:rPr>
+      <w:rFonts w:ascii="Times New Roman" w:hAnsi="Times New Roman"/>
+    </w:rPr>
   </w:style>
   <w:style w:type="paragraph" w:customStyle="1" w:styleId="ListAlphabet4">
     <w:name w:val="List Alphabet 4"/>
@@ -18309,6 +18379,9 @@
         <w:numId w:val="11"/>
       </w:numPr>
     </w:pPr>
+    <w:rPr>
+      <w:rFonts w:ascii="Times New Roman" w:hAnsi="Times New Roman"/>
+    </w:rPr>
   </w:style>
   <w:style w:type="paragraph" w:customStyle="1" w:styleId="ListAlphabet5">
     <w:name w:val="List Alphabet 5"/>
@@ -18320,6 +18393,9 @@
         <w:numId w:val="12"/>
       </w:numPr>
     </w:pPr>
+    <w:rPr>
+      <w:rFonts w:ascii="Times New Roman" w:hAnsi="Times New Roman"/>
+    </w:rPr>
   </w:style>
   <w:style w:type="paragraph" w:styleId="ListBullet4">
     <w:name w:val="List Bullet 4"/>
@@ -18334,6 +18410,9 @@
       </w:numPr>
       <w:contextualSpacing/>
     </w:pPr>
+    <w:rPr>
+      <w:rFonts w:ascii="Times New Roman" w:hAnsi="Times New Roman"/>
+    </w:rPr>
   </w:style>
   <w:style w:type="paragraph" w:styleId="NoSpacing">
     <w:name w:val="No Spacing"/>
@@ -18346,7 +18425,7 @@
       <w:jc w:val="both"/>
     </w:pPr>
     <w:rPr>
-      <w:rFonts w:eastAsia="Times New Roman"/>
+      <w:rFonts w:eastAsia="Times New Roman" w:ascii="Times New Roman" w:hAnsi="Times New Roman"/>
       <w:sz w:val="22"/>
       <w:szCs w:val="22"/>
     </w:rPr>
@@ -18364,6 +18443,9 @@
       </w:numPr>
       <w:contextualSpacing/>
     </w:pPr>
+    <w:rPr>
+      <w:rFonts w:ascii="Times New Roman" w:hAnsi="Times New Roman"/>
+    </w:rPr>
   </w:style>
   <w:style w:type="character" w:customStyle="1" w:styleId="NoSpacingChar">
     <w:name w:val="No Spacing Char"/>
@@ -18371,7 +18453,7 @@
     <w:uiPriority w:val="1"/>
     <w:rsid w:val="008D55C9"/>
     <w:rPr>
-      <w:rFonts w:eastAsia="Times New Roman"/>
+      <w:rFonts w:eastAsia="Times New Roman" w:ascii="Times New Roman" w:hAnsi="Times New Roman"/>
       <w:sz w:val="22"/>
       <w:szCs w:val="22"/>
       <w:lang w:val="en-US" w:eastAsia="en-US" w:bidi="ar-SA"/>
@@ -18389,7 +18471,7 @@
       <w:spacing w:after="0"/>
     </w:pPr>
     <w:rPr>
-      <w:rFonts w:ascii="Tahoma" w:hAnsi="Tahoma" w:cs="Tahoma"/>
+      <w:rFonts w:ascii="Times New Roman" w:hAnsi="Times New Roman" w:cs="Times New Roman"/>
       <w:sz w:val="16"/>
       <w:szCs w:val="16"/>
     </w:rPr>
@@ -18401,7 +18483,7 @@
     <w:semiHidden/>
     <w:rsid w:val="008D55C9"/>
     <w:rPr>
-      <w:rFonts w:ascii="Tahoma" w:hAnsi="Tahoma" w:cs="Tahoma"/>
+      <w:rFonts w:ascii="Times New Roman" w:hAnsi="Times New Roman" w:cs="Times New Roman"/>
       <w:sz w:val="16"/>
       <w:szCs w:val="16"/>
       <w:lang w:eastAsia="en-US"/>
@@ -18413,7 +18495,7 @@
     <w:qFormat/>
     <w:rsid w:val="00917CF0"/>
     <w:rPr>
-      <w:rFonts w:ascii="Calibri" w:hAnsi="Calibri"/>
+      <w:rFonts w:ascii="Times New Roman" w:hAnsi="Times New Roman"/>
       <w:b/>
       <w:bCs/>
       <w:smallCaps/>
@@ -18435,7 +18517,7 @@
       <w:outlineLvl w:val="1"/>
     </w:pPr>
     <w:rPr>
-      <w:rFonts w:eastAsia="Times New Roman" w:cs="Times New Roman"/>
+      <w:rFonts w:eastAsia="Times New Roman" w:cs="Times New Roman" w:ascii="Times New Roman" w:hAnsi="Times New Roman"/>
       <w:sz w:val="36"/>
       <w:szCs w:val="24"/>
     </w:rPr>
@@ -18446,7 +18528,7 @@
     <w:uiPriority w:val="11"/>
     <w:rsid w:val="00917CF0"/>
     <w:rPr>
-      <w:rFonts w:eastAsia="Times New Roman" w:cs="Times New Roman"/>
+      <w:rFonts w:eastAsia="Times New Roman" w:cs="Times New Roman" w:ascii="Times New Roman" w:hAnsi="Times New Roman"/>
       <w:sz w:val="36"/>
       <w:szCs w:val="24"/>
       <w:lang w:eastAsia="en-US"/>
@@ -18462,7 +18544,7 @@
       <w:jc w:val="center"/>
     </w:pPr>
     <w:rPr>
-      <w:rFonts w:eastAsia="Times New Roman"/>
+      <w:rFonts w:eastAsia="Times New Roman" w:ascii="Times New Roman" w:hAnsi="Times New Roman"/>
       <w:bCs/>
       <w:sz w:val="28"/>
       <w:lang w:val="en-GB"/>
@@ -18479,7 +18561,7 @@
       <w:jc w:val="center"/>
     </w:pPr>
     <w:rPr>
-      <w:rFonts w:eastAsia="Times New Roman" w:cs="Calibri"/>
+      <w:rFonts w:eastAsia="Times New Roman" w:cs="Times New Roman" w:ascii="Times New Roman" w:hAnsi="Times New Roman"/>
       <w:sz w:val="28"/>
       <w:szCs w:val="24"/>
     </w:rPr>
@@ -18497,6 +18579,7 @@
       <w:contextualSpacing/>
     </w:pPr>
     <w:rPr>
+      <w:rFonts w:ascii="Times New Roman" w:hAnsi="Times New Roman"/>
       <w:lang w:val="en-US"/>
     </w:rPr>
   </w:style>
@@ -18526,6 +18609,9 @@
       <w:ind w:left="680"/>
       <w:contextualSpacing/>
     </w:pPr>
+    <w:rPr>
+      <w:rFonts w:ascii="Times New Roman" w:hAnsi="Times New Roman"/>
+    </w:rPr>
   </w:style>
   <w:style w:type="paragraph" w:styleId="ListNumber3">
     <w:name w:val="List Number 3"/>
@@ -18539,6 +18625,9 @@
       </w:numPr>
       <w:contextualSpacing/>
     </w:pPr>
+    <w:rPr>
+      <w:rFonts w:ascii="Times New Roman" w:hAnsi="Times New Roman"/>
+    </w:rPr>
   </w:style>
   <w:style w:type="paragraph" w:customStyle="1" w:styleId="Heading4IndependentlyNumbered">
     <w:name w:val="Heading 4 Independently Numbered"/>
@@ -18557,6 +18646,7 @@
       <w:outlineLvl w:val="3"/>
     </w:pPr>
     <w:rPr>
+      <w:rFonts w:ascii="Times New Roman" w:hAnsi="Times New Roman"/>
       <w:b/>
       <w:lang w:val="en-US" w:eastAsia="id-ID"/>
     </w:rPr>
@@ -18567,7 +18657,7 @@
     <w:uiPriority w:val="9"/>
     <w:rsid w:val="007065D8"/>
     <w:rPr>
-      <w:rFonts w:ascii="Calibri" w:eastAsia="Times New Roman" w:hAnsi="Calibri" w:cs="Arial"/>
+      <w:rFonts w:ascii="Times New Roman" w:eastAsia="Times New Roman" w:hAnsi="Times New Roman" w:cs="Times New Roman"/>
       <w:b/>
       <w:bCs/>
       <w:i/>
@@ -18591,6 +18681,7 @@
       <w:outlineLvl w:val="3"/>
     </w:pPr>
     <w:rPr>
+      <w:rFonts w:ascii="Times New Roman" w:hAnsi="Times New Roman"/>
       <w:b/>
       <w:u w:val="single"/>
     </w:rPr>
@@ -18608,6 +18699,7 @@
       <w:jc w:val="left"/>
     </w:pPr>
     <w:rPr>
+      <w:rFonts w:ascii="Times New Roman" w:hAnsi="Times New Roman"/>
       <w:sz w:val="22"/>
     </w:rPr>
   </w:style>
@@ -18623,7 +18715,7 @@
       <w:jc w:val="right"/>
     </w:pPr>
     <w:rPr>
-      <w:rFonts w:ascii="Times New Roman" w:eastAsia="SimSun" w:hAnsi="Times New Roman" w:cs="Symbol"/>
+      <w:rFonts w:ascii="Times New Roman" w:eastAsia="Times New Roman" w:hAnsi="Times New Roman" w:cs="Times New Roman"/>
       <w:sz w:val="20"/>
       <w:szCs w:val="20"/>
       <w:lang w:val="en-US"/>
@@ -18639,6 +18731,9 @@
     <w:pPr>
       <w:ind w:left="1440" w:right="1440"/>
     </w:pPr>
+    <w:rPr>
+      <w:rFonts w:ascii="Times New Roman" w:hAnsi="Times New Roman"/>
+    </w:rPr>
   </w:style>
   <w:style w:type="paragraph" w:styleId="BodyText3">
     <w:name w:val="Body Text 3"/>
@@ -18648,6 +18743,7 @@
     <w:unhideWhenUsed/>
     <w:rsid w:val="00AD684D"/>
     <w:rPr>
+      <w:rFonts w:ascii="Times New Roman" w:hAnsi="Times New Roman"/>
       <w:sz w:val="16"/>
       <w:szCs w:val="16"/>
     </w:rPr>
@@ -18658,6 +18754,7 @@
     <w:uiPriority w:val="99"/>
     <w:rsid w:val="00AD684D"/>
     <w:rPr>
+      <w:rFonts w:ascii="Times New Roman" w:hAnsi="Times New Roman"/>
       <w:sz w:val="16"/>
       <w:szCs w:val="16"/>
       <w:lang w:eastAsia="en-US"/>
@@ -18673,12 +18770,16 @@
     <w:pPr>
       <w:ind w:left="340"/>
     </w:pPr>
+    <w:rPr>
+      <w:rFonts w:ascii="Times New Roman" w:hAnsi="Times New Roman"/>
+    </w:rPr>
   </w:style>
   <w:style w:type="character" w:customStyle="1" w:styleId="BodyTextIndentChar">
     <w:name w:val="Body Text Indent Char"/>
     <w:link w:val="BodyTextIndent"/>
     <w:rsid w:val="00AB67CC"/>
     <w:rPr>
+      <w:rFonts w:ascii="Times New Roman" w:hAnsi="Times New Roman"/>
       <w:sz w:val="24"/>
       <w:szCs w:val="22"/>
       <w:lang w:val="id-ID"/>
@@ -18694,6 +18795,9 @@
     <w:pPr>
       <w:ind w:firstLine="340"/>
     </w:pPr>
+    <w:rPr>
+      <w:rFonts w:ascii="Times New Roman" w:hAnsi="Times New Roman"/>
+    </w:rPr>
   </w:style>
   <w:style w:type="character" w:customStyle="1" w:styleId="BodyTextFirstIndent2Char">
     <w:name w:val="Body Text First Indent 2 Char"/>
@@ -18701,6 +18805,7 @@
     <w:uiPriority w:val="99"/>
     <w:rsid w:val="00AB67CC"/>
     <w:rPr>
+      <w:rFonts w:ascii="Times New Roman" w:hAnsi="Times New Roman"/>
       <w:sz w:val="24"/>
       <w:szCs w:val="22"/>
       <w:lang w:val="id-ID"/>
@@ -18713,6 +18818,9 @@
     <w:uiPriority w:val="37"/>
     <w:unhideWhenUsed/>
     <w:rsid w:val="00672351"/>
+    <w:rPr>
+      <w:rFonts w:ascii="Times New Roman" w:hAnsi="Times New Roman"/>
+    </w:rPr>
   </w:style>
   <w:style w:type="paragraph" w:styleId="List3">
     <w:name w:val="List 3"/>
@@ -18724,6 +18832,9 @@
       <w:ind w:left="1020" w:hanging="340"/>
       <w:contextualSpacing/>
     </w:pPr>
+    <w:rPr>
+      <w:rFonts w:ascii="Times New Roman" w:hAnsi="Times New Roman"/>
+    </w:rPr>
   </w:style>
   <w:style w:type="paragraph" w:customStyle="1" w:styleId="Heading5IndependentlyNumbered">
     <w:name w:val="Heading 5 Independently Numbered"/>
@@ -18741,6 +18852,7 @@
       <w:outlineLvl w:val="4"/>
     </w:pPr>
     <w:rPr>
+      <w:rFonts w:ascii="Times New Roman" w:hAnsi="Times New Roman"/>
       <w:b/>
       <w:lang w:val="en-US"/>
     </w:rPr>
@@ -18755,6 +18867,7 @@
       <w:spacing w:before="480" w:after="480"/>
     </w:pPr>
     <w:rPr>
+      <w:rFonts w:ascii="Times New Roman" w:hAnsi="Times New Roman"/>
       <w:b/>
       <w:sz w:val="28"/>
       <w:lang w:eastAsia="ar-SA"/>
@@ -18767,6 +18880,7 @@
     <w:qFormat/>
     <w:rsid w:val="00F31757"/>
     <w:rPr>
+      <w:rFonts w:ascii="Times New Roman" w:hAnsi="Times New Roman"/>
       <w:noProof/>
     </w:rPr>
   </w:style>
@@ -18777,6 +18891,7 @@
     <w:qFormat/>
     <w:rsid w:val="000077A8"/>
     <w:rPr>
+      <w:rFonts w:ascii="Times New Roman" w:hAnsi="Times New Roman"/>
       <w:b w:val="0"/>
       <w:noProof/>
       <w:sz w:val="22"/>
@@ -18811,7 +18926,7 @@
       <w:jc w:val="center"/>
     </w:pPr>
     <w:rPr>
-      <w:rFonts w:cs="Calibri"/>
+      <w:rFonts w:cs="Times New Roman" w:ascii="Times New Roman" w:hAnsi="Times New Roman"/>
       <w:szCs w:val="24"/>
     </w:rPr>
   </w:style>
@@ -18825,6 +18940,7 @@
       <w:jc w:val="both"/>
     </w:pPr>
     <w:rPr>
+      <w:rFonts w:ascii="Times New Roman" w:hAnsi="Times New Roman"/>
       <w:noProof/>
       <w:sz w:val="24"/>
       <w:szCs w:val="22"/>
@@ -18838,6 +18954,9 @@
     <w:uiPriority w:val="99"/>
     <w:unhideWhenUsed/>
     <w:rsid w:val="00EF55FF"/>
+    <w:rPr>
+      <w:rFonts w:ascii="Times New Roman" w:hAnsi="Times New Roman"/>
+    </w:rPr>
   </w:style>
   <w:style w:type="paragraph" w:customStyle="1" w:styleId="PTIIKBodyTextFirstIndent">
     <w:name w:val="PTIIK Body Text First Indent"/>
@@ -18848,7 +18967,7 @@
       <w:ind w:firstLine="357"/>
     </w:pPr>
     <w:rPr>
-      <w:rFonts w:cs="Times New Roman"/>
+      <w:rFonts w:cs="Times New Roman" w:ascii="Times New Roman" w:hAnsi="Times New Roman"/>
       <w:szCs w:val="20"/>
       <w:lang w:val="x-none" w:eastAsia="x-none"/>
     </w:rPr>
@@ -18860,6 +18979,7 @@
     <w:unhideWhenUsed/>
     <w:rsid w:val="00941F31"/>
     <w:rPr>
+      <w:rFonts w:ascii="Times New Roman" w:hAnsi="Times New Roman"/>
       <w:sz w:val="16"/>
       <w:szCs w:val="16"/>
     </w:rPr>
@@ -18873,6 +18993,7 @@
     <w:unhideWhenUsed/>
     <w:rsid w:val="00941F31"/>
     <w:rPr>
+      <w:rFonts w:ascii="Times New Roman" w:hAnsi="Times New Roman"/>
       <w:sz w:val="20"/>
       <w:szCs w:val="20"/>
     </w:rPr>
@@ -18884,6 +19005,7 @@
     <w:semiHidden/>
     <w:rsid w:val="00941F31"/>
     <w:rPr>
+      <w:rFonts w:ascii="Times New Roman" w:hAnsi="Times New Roman"/>
       <w:lang w:val="id-ID"/>
     </w:rPr>
   </w:style>
@@ -18897,6 +19019,7 @@
     <w:unhideWhenUsed/>
     <w:rsid w:val="00941F31"/>
     <w:rPr>
+      <w:rFonts w:ascii="Times New Roman" w:hAnsi="Times New Roman"/>
       <w:b/>
       <w:bCs/>
     </w:rPr>
@@ -18908,6 +19031,7 @@
     <w:semiHidden/>
     <w:rsid w:val="00941F31"/>
     <w:rPr>
+      <w:rFonts w:ascii="Times New Roman" w:hAnsi="Times New Roman"/>
       <w:b/>
       <w:bCs/>
       <w:lang w:val="id-ID"/>
@@ -18922,7 +19046,7 @@
       <w:ind w:left="4536"/>
     </w:pPr>
     <w:rPr>
-      <w:rFonts w:cs="Calibri"/>
+      <w:rFonts w:cs="Times New Roman" w:ascii="Times New Roman" w:hAnsi="Times New Roman"/>
       <w:szCs w:val="24"/>
     </w:rPr>
   </w:style>
@@ -18932,6 +19056,7 @@
     <w:qFormat/>
     <w:rsid w:val="00030040"/>
     <w:rPr>
+      <w:rFonts w:ascii="Times New Roman" w:hAnsi="Times New Roman"/>
       <w:sz w:val="28"/>
       <w:lang w:val="en-US"/>
     </w:rPr>
@@ -18946,6 +19071,9 @@
     <w:pPr>
       <w:ind w:left="680"/>
     </w:pPr>
+    <w:rPr>
+      <w:rFonts w:ascii="Times New Roman" w:hAnsi="Times New Roman"/>
+    </w:rPr>
   </w:style>
   <w:style w:type="character" w:customStyle="1" w:styleId="BodyTextIndent2Char">
     <w:name w:val="Body Text Indent 2 Char"/>
@@ -18954,6 +19082,7 @@
     <w:uiPriority w:val="99"/>
     <w:rsid w:val="00B86B43"/>
     <w:rPr>
+      <w:rFonts w:ascii="Times New Roman" w:hAnsi="Times New Roman"/>
       <w:sz w:val="24"/>
       <w:szCs w:val="22"/>
       <w:lang w:val="id-ID"/>
@@ -18984,6 +19113,9 @@
       </w:numPr>
       <w:contextualSpacing/>
     </w:pPr>
+    <w:rPr>
+      <w:rFonts w:ascii="Times New Roman" w:hAnsi="Times New Roman"/>
+    </w:rPr>
   </w:style>
   <w:style w:type="paragraph" w:styleId="BodyTextIndent3">
     <w:name w:val="Body Text Indent 3"/>
@@ -18996,6 +19128,7 @@
       <w:ind w:left="1021"/>
     </w:pPr>
     <w:rPr>
+      <w:rFonts w:ascii="Times New Roman" w:hAnsi="Times New Roman"/>
       <w:szCs w:val="16"/>
     </w:rPr>
   </w:style>
@@ -19006,6 +19139,7 @@
     <w:uiPriority w:val="99"/>
     <w:rsid w:val="00B86B43"/>
     <w:rPr>
+      <w:rFonts w:ascii="Times New Roman" w:hAnsi="Times New Roman"/>
       <w:sz w:val="24"/>
       <w:szCs w:val="16"/>
       <w:lang w:val="id-ID"/>
@@ -19017,6 +19151,7 @@
     <w:qFormat/>
     <w:rsid w:val="00B86B43"/>
     <w:rPr>
+      <w:rFonts w:ascii="Times New Roman" w:hAnsi="Times New Roman"/>
       <w:u w:val="single"/>
       <w:lang w:val="sv-SE"/>
     </w:rPr>
@@ -19027,6 +19162,7 @@
     <w:qFormat/>
     <w:rsid w:val="00A338B7"/>
     <w:rPr>
+      <w:rFonts w:ascii="Times New Roman" w:hAnsi="Times New Roman"/>
       <w:b/>
       <w:sz w:val="20"/>
       <w:szCs w:val="20"/>
@@ -19039,7 +19175,7 @@
     <w:qFormat/>
     <w:rsid w:val="00A338B7"/>
     <w:rPr>
-      <w:rFonts w:cs="Consolas"/>
+      <w:rFonts w:cs="Times New Roman" w:ascii="Times New Roman" w:hAnsi="Times New Roman"/>
       <w:sz w:val="20"/>
     </w:rPr>
   </w:style>
@@ -19053,6 +19189,7 @@
       <w:jc w:val="lowKashida"/>
     </w:pPr>
     <w:rPr>
+      <w:rFonts w:ascii="Times New Roman" w:hAnsi="Times New Roman"/>
       <w:lang w:val="en-US"/>
     </w:rPr>
   </w:style>
@@ -19069,6 +19206,9 @@
       </w:numPr>
       <w:contextualSpacing/>
     </w:pPr>
+    <w:rPr>
+      <w:rFonts w:ascii="Times New Roman" w:hAnsi="Times New Roman"/>
+    </w:rPr>
   </w:style>
   <w:style w:type="paragraph" w:customStyle="1" w:styleId="Style16">
     <w:name w:val="Style 16"/>
@@ -19083,7 +19223,7 @@
       <w:ind w:left="720" w:hanging="360"/>
     </w:pPr>
     <w:rPr>
-      <w:rFonts w:ascii="Arial" w:eastAsia="Times New Roman" w:hAnsi="Arial"/>
+      <w:rFonts w:ascii="Times New Roman" w:eastAsia="Times New Roman" w:hAnsi="Times New Roman"/>
       <w:sz w:val="20"/>
       <w:szCs w:val="20"/>
       <w:lang w:val="en-US"/>
